--- a/Anggota1.docx
+++ b/Anggota1.docx
@@ -1027,8 +1027,186 @@
     </w:p>
     <w:p>
       <w:pPr>
-        <w:pStyle w:val="ListParagraph"/>
-        <w:ind w:left="1440"/>
+        <w:rPr>
+          <w:rFonts w:ascii="Arial" w:hAnsi="Arial" w:cs="Arial"/>
+          <w:b/>
+          <w:bCs/>
+          <w:sz w:val="24"/>
+          <w:szCs w:val="24"/>
+          <w:lang w:val="id-ID"/>
+        </w:rPr>
+      </w:pPr>
+    </w:p>
+    <w:p>
+      <w:pPr>
+        <w:pStyle w:val="ListParagraph"/>
+        <w:numPr>
+          <w:ilvl w:val="0"/>
+          <w:numId w:val="2"/>
+        </w:numPr>
+        <w:rPr>
+          <w:rFonts w:ascii="Arial" w:hAnsi="Arial" w:cs="Arial"/>
+          <w:b/>
+          <w:bCs/>
+          <w:sz w:val="24"/>
+          <w:szCs w:val="24"/>
+          <w:lang w:val="id-ID"/>
+        </w:rPr>
+      </w:pPr>
+      <w:r>
+        <w:rPr>
+          <w:rFonts w:ascii="Arial" w:hAnsi="Arial" w:cs="Arial"/>
+          <w:b/>
+          <w:bCs/>
+          <w:sz w:val="24"/>
+          <w:szCs w:val="24"/>
+          <w:lang w:val="id-ID"/>
+        </w:rPr>
+        <w:t>Peminjaman</w:t>
+      </w:r>
+    </w:p>
+    <w:p>
+      <w:pPr>
+        <w:pStyle w:val="ListParagraph"/>
+        <w:numPr>
+          <w:ilvl w:val="0"/>
+          <w:numId w:val="9"/>
+        </w:numPr>
+        <w:rPr>
+          <w:rFonts w:ascii="Arial" w:hAnsi="Arial" w:cs="Arial"/>
+          <w:b/>
+          <w:bCs/>
+          <w:sz w:val="24"/>
+          <w:szCs w:val="24"/>
+          <w:lang w:val="id-ID"/>
+        </w:rPr>
+      </w:pPr>
+      <w:r>
+        <w:rPr>
+          <w:rFonts w:ascii="Arial" w:hAnsi="Arial" w:cs="Arial"/>
+          <w:b/>
+          <w:bCs/>
+          <w:sz w:val="24"/>
+          <w:szCs w:val="24"/>
+          <w:lang w:val="id-ID"/>
+        </w:rPr>
+        <w:t>Kembali.php</w:t>
+      </w:r>
+    </w:p>
+    <w:p>
+      <w:pPr>
+        <w:pStyle w:val="ListParagraph"/>
+        <w:numPr>
+          <w:ilvl w:val="0"/>
+          <w:numId w:val="9"/>
+        </w:numPr>
+        <w:rPr>
+          <w:rFonts w:ascii="Arial" w:hAnsi="Arial" w:cs="Arial"/>
+          <w:b/>
+          <w:bCs/>
+          <w:sz w:val="24"/>
+          <w:szCs w:val="24"/>
+          <w:lang w:val="id-ID"/>
+        </w:rPr>
+      </w:pPr>
+      <w:r>
+        <w:rPr>
+          <w:rFonts w:ascii="Arial" w:hAnsi="Arial" w:cs="Arial"/>
+          <w:b/>
+          <w:bCs/>
+          <w:sz w:val="24"/>
+          <w:szCs w:val="24"/>
+          <w:lang w:val="id-ID"/>
+        </w:rPr>
+        <w:t>Proses_kembali.php</w:t>
+      </w:r>
+    </w:p>
+    <w:p>
+      <w:pPr>
+        <w:pStyle w:val="ListParagraph"/>
+        <w:numPr>
+          <w:ilvl w:val="0"/>
+          <w:numId w:val="9"/>
+        </w:numPr>
+        <w:rPr>
+          <w:rFonts w:ascii="Arial" w:hAnsi="Arial" w:cs="Arial"/>
+          <w:b/>
+          <w:bCs/>
+          <w:sz w:val="24"/>
+          <w:szCs w:val="24"/>
+          <w:lang w:val="id-ID"/>
+        </w:rPr>
+      </w:pPr>
+      <w:r>
+        <w:rPr>
+          <w:rFonts w:ascii="Arial" w:hAnsi="Arial" w:cs="Arial"/>
+          <w:b/>
+          <w:bCs/>
+          <w:sz w:val="24"/>
+          <w:szCs w:val="24"/>
+          <w:lang w:val="id-ID"/>
+        </w:rPr>
+        <w:t>Proses_tambah.php</w:t>
+      </w:r>
+    </w:p>
+    <w:p>
+      <w:pPr>
+        <w:pStyle w:val="ListParagraph"/>
+        <w:numPr>
+          <w:ilvl w:val="0"/>
+          <w:numId w:val="9"/>
+        </w:numPr>
+        <w:rPr>
+          <w:rFonts w:ascii="Arial" w:hAnsi="Arial" w:cs="Arial"/>
+          <w:b/>
+          <w:bCs/>
+          <w:sz w:val="24"/>
+          <w:szCs w:val="24"/>
+          <w:lang w:val="id-ID"/>
+        </w:rPr>
+      </w:pPr>
+      <w:r>
+        <w:rPr>
+          <w:rFonts w:ascii="Arial" w:hAnsi="Arial" w:cs="Arial"/>
+          <w:b/>
+          <w:bCs/>
+          <w:sz w:val="24"/>
+          <w:szCs w:val="24"/>
+          <w:lang w:val="id-ID"/>
+        </w:rPr>
+        <w:t>Riwayat.php</w:t>
+      </w:r>
+    </w:p>
+    <w:p>
+      <w:pPr>
+        <w:pStyle w:val="ListParagraph"/>
+        <w:numPr>
+          <w:ilvl w:val="0"/>
+          <w:numId w:val="9"/>
+        </w:numPr>
+        <w:rPr>
+          <w:rFonts w:ascii="Arial" w:hAnsi="Arial" w:cs="Arial"/>
+          <w:b/>
+          <w:bCs/>
+          <w:sz w:val="24"/>
+          <w:szCs w:val="24"/>
+          <w:lang w:val="id-ID"/>
+        </w:rPr>
+      </w:pPr>
+      <w:r>
+        <w:rPr>
+          <w:rFonts w:ascii="Arial" w:hAnsi="Arial" w:cs="Arial"/>
+          <w:b/>
+          <w:bCs/>
+          <w:sz w:val="24"/>
+          <w:szCs w:val="24"/>
+          <w:lang w:val="id-ID"/>
+        </w:rPr>
+        <w:t>Tambah.php</w:t>
+      </w:r>
+    </w:p>
+    <w:p>
+      <w:pPr>
         <w:rPr>
           <w:rFonts w:ascii="Arial" w:hAnsi="Arial" w:cs="Arial"/>
           <w:b/>
@@ -1710,6 +1888,119 @@
     </w:lvl>
   </w:abstractNum>
   <w:abstractNum w:abstractNumId="5" w15:restartNumberingAfterBreak="0">
+    <w:nsid w:val="6B2A7A4A"/>
+    <w:multiLevelType w:val="hybridMultilevel"/>
+    <w:tmpl w:val="675A5A74"/>
+    <w:lvl w:ilvl="0" w:tplc="04090001">
+      <w:start w:val="1"/>
+      <w:numFmt w:val="bullet"/>
+      <w:lvlText w:val=""/>
+      <w:lvlJc w:val="left"/>
+      <w:pPr>
+        <w:ind w:left="1440" w:hanging="360"/>
+      </w:pPr>
+      <w:rPr>
+        <w:rFonts w:ascii="Symbol" w:hAnsi="Symbol" w:hint="default"/>
+      </w:rPr>
+    </w:lvl>
+    <w:lvl w:ilvl="1" w:tplc="04090003" w:tentative="1">
+      <w:start w:val="1"/>
+      <w:numFmt w:val="bullet"/>
+      <w:lvlText w:val="o"/>
+      <w:lvlJc w:val="left"/>
+      <w:pPr>
+        <w:ind w:left="2160" w:hanging="360"/>
+      </w:pPr>
+      <w:rPr>
+        <w:rFonts w:ascii="Courier New" w:hAnsi="Courier New" w:cs="Courier New" w:hint="default"/>
+      </w:rPr>
+    </w:lvl>
+    <w:lvl w:ilvl="2" w:tplc="04090005" w:tentative="1">
+      <w:start w:val="1"/>
+      <w:numFmt w:val="bullet"/>
+      <w:lvlText w:val=""/>
+      <w:lvlJc w:val="left"/>
+      <w:pPr>
+        <w:ind w:left="2880" w:hanging="360"/>
+      </w:pPr>
+      <w:rPr>
+        <w:rFonts w:ascii="Wingdings" w:hAnsi="Wingdings" w:hint="default"/>
+      </w:rPr>
+    </w:lvl>
+    <w:lvl w:ilvl="3" w:tplc="04090001" w:tentative="1">
+      <w:start w:val="1"/>
+      <w:numFmt w:val="bullet"/>
+      <w:lvlText w:val=""/>
+      <w:lvlJc w:val="left"/>
+      <w:pPr>
+        <w:ind w:left="3600" w:hanging="360"/>
+      </w:pPr>
+      <w:rPr>
+        <w:rFonts w:ascii="Symbol" w:hAnsi="Symbol" w:hint="default"/>
+      </w:rPr>
+    </w:lvl>
+    <w:lvl w:ilvl="4" w:tplc="04090003" w:tentative="1">
+      <w:start w:val="1"/>
+      <w:numFmt w:val="bullet"/>
+      <w:lvlText w:val="o"/>
+      <w:lvlJc w:val="left"/>
+      <w:pPr>
+        <w:ind w:left="4320" w:hanging="360"/>
+      </w:pPr>
+      <w:rPr>
+        <w:rFonts w:ascii="Courier New" w:hAnsi="Courier New" w:cs="Courier New" w:hint="default"/>
+      </w:rPr>
+    </w:lvl>
+    <w:lvl w:ilvl="5" w:tplc="04090005" w:tentative="1">
+      <w:start w:val="1"/>
+      <w:numFmt w:val="bullet"/>
+      <w:lvlText w:val=""/>
+      <w:lvlJc w:val="left"/>
+      <w:pPr>
+        <w:ind w:left="5040" w:hanging="360"/>
+      </w:pPr>
+      <w:rPr>
+        <w:rFonts w:ascii="Wingdings" w:hAnsi="Wingdings" w:hint="default"/>
+      </w:rPr>
+    </w:lvl>
+    <w:lvl w:ilvl="6" w:tplc="04090001" w:tentative="1">
+      <w:start w:val="1"/>
+      <w:numFmt w:val="bullet"/>
+      <w:lvlText w:val=""/>
+      <w:lvlJc w:val="left"/>
+      <w:pPr>
+        <w:ind w:left="5760" w:hanging="360"/>
+      </w:pPr>
+      <w:rPr>
+        <w:rFonts w:ascii="Symbol" w:hAnsi="Symbol" w:hint="default"/>
+      </w:rPr>
+    </w:lvl>
+    <w:lvl w:ilvl="7" w:tplc="04090003" w:tentative="1">
+      <w:start w:val="1"/>
+      <w:numFmt w:val="bullet"/>
+      <w:lvlText w:val="o"/>
+      <w:lvlJc w:val="left"/>
+      <w:pPr>
+        <w:ind w:left="6480" w:hanging="360"/>
+      </w:pPr>
+      <w:rPr>
+        <w:rFonts w:ascii="Courier New" w:hAnsi="Courier New" w:cs="Courier New" w:hint="default"/>
+      </w:rPr>
+    </w:lvl>
+    <w:lvl w:ilvl="8" w:tplc="04090005" w:tentative="1">
+      <w:start w:val="1"/>
+      <w:numFmt w:val="bullet"/>
+      <w:lvlText w:val=""/>
+      <w:lvlJc w:val="left"/>
+      <w:pPr>
+        <w:ind w:left="7200" w:hanging="360"/>
+      </w:pPr>
+      <w:rPr>
+        <w:rFonts w:ascii="Wingdings" w:hAnsi="Wingdings" w:hint="default"/>
+      </w:rPr>
+    </w:lvl>
+  </w:abstractNum>
+  <w:abstractNum w:abstractNumId="6" w15:restartNumberingAfterBreak="0">
     <w:nsid w:val="74BA513A"/>
     <w:multiLevelType w:val="hybridMultilevel"/>
     <w:tmpl w:val="E4AE61F4"/>
@@ -1822,7 +2113,7 @@
       </w:rPr>
     </w:lvl>
   </w:abstractNum>
-  <w:abstractNum w:abstractNumId="6" w15:restartNumberingAfterBreak="0">
+  <w:abstractNum w:abstractNumId="7" w15:restartNumberingAfterBreak="0">
     <w:nsid w:val="766C62C3"/>
     <w:multiLevelType w:val="hybridMultilevel"/>
     <w:tmpl w:val="256C1438"/>
@@ -1935,7 +2226,7 @@
       </w:rPr>
     </w:lvl>
   </w:abstractNum>
-  <w:abstractNum w:abstractNumId="7" w15:restartNumberingAfterBreak="0">
+  <w:abstractNum w:abstractNumId="8" w15:restartNumberingAfterBreak="0">
     <w:nsid w:val="7E8B7A52"/>
     <w:multiLevelType w:val="hybridMultilevel"/>
     <w:tmpl w:val="FCE0C7F2"/>
@@ -2055,7 +2346,7 @@
     <w:abstractNumId w:val="3"/>
   </w:num>
   <w:num w:numId="3">
-    <w:abstractNumId w:val="6"/>
+    <w:abstractNumId w:val="7"/>
   </w:num>
   <w:num w:numId="4">
     <w:abstractNumId w:val="2"/>
@@ -2064,13 +2355,16 @@
     <w:abstractNumId w:val="4"/>
   </w:num>
   <w:num w:numId="6">
-    <w:abstractNumId w:val="7"/>
+    <w:abstractNumId w:val="8"/>
   </w:num>
   <w:num w:numId="7">
-    <w:abstractNumId w:val="5"/>
+    <w:abstractNumId w:val="6"/>
   </w:num>
   <w:num w:numId="8">
     <w:abstractNumId w:val="0"/>
+  </w:num>
+  <w:num w:numId="9">
+    <w:abstractNumId w:val="5"/>
   </w:num>
 </w:numbering>
 </file>
